--- a/Product Case Study PhonePe.docx
+++ b/Product Case Study PhonePe.docx
@@ -1290,6 +1290,9 @@
               <w:lastRenderedPageBreak/>
               <w:t>Step 4: User select the desired plan</w:t>
             </w:r>
+            <w:r>
+              <w:t xml:space="preserve"> &amp; select number</w:t>
+            </w:r>
           </w:p>
         </w:tc>
         <w:tc>
@@ -1772,13 +1775,7 @@
         <w:t xml:space="preserve">The Power User: </w:t>
       </w:r>
       <w:r>
-        <w:t>Recharges for multiple family members; needs a "</w:t>
-      </w:r>
-      <w:r>
-        <w:t>Quick Recharge</w:t>
-      </w:r>
-      <w:r>
-        <w:t xml:space="preserve">" list with one-tap repeat. </w:t>
+        <w:t xml:space="preserve">Recharges for multiple family members; needs a "Quick Recharge" list with one-tap repeat. </w:t>
       </w:r>
     </w:p>
     <w:p>
@@ -6383,6 +6380,7 @@
   <w:style w:type="character" w:default="1" w:styleId="DefaultParagraphFont">
     <w:name w:val="Default Paragraph Font"/>
     <w:uiPriority w:val="1"/>
+    <w:semiHidden/>
     <w:unhideWhenUsed/>
   </w:style>
   <w:style w:type="table" w:default="1" w:styleId="TableNormal">

--- a/Product Case Study PhonePe.docx
+++ b/Product Case Study PhonePe.docx
@@ -1061,9 +1061,9 @@
         <w:tblLook w:val="04A0" w:firstRow="1" w:lastRow="0" w:firstColumn="1" w:lastColumn="0" w:noHBand="0" w:noVBand="1"/>
       </w:tblPr>
       <w:tblGrid>
-        <w:gridCol w:w="1992"/>
-        <w:gridCol w:w="2518"/>
-        <w:gridCol w:w="3786"/>
+        <w:gridCol w:w="1989"/>
+        <w:gridCol w:w="2512"/>
+        <w:gridCol w:w="3795"/>
       </w:tblGrid>
       <w:tr>
         <w:tc>
@@ -1258,11 +1258,23 @@
             </w:pPr>
             <w:r>
               <w:lastRenderedPageBreak/>
-              <w:t xml:space="preserve">Step 3: If user don’t want to repeat the recharge, then go to explore </w:t>
+              <w:t xml:space="preserve">Step 3: If user don’t want to repeat the recharge, then go to </w:t>
+            </w:r>
+            <w:r>
+              <w:t>“</w:t>
+            </w:r>
+            <w:r>
+              <w:t xml:space="preserve">explore </w:t>
             </w:r>
             <w:r>
               <w:lastRenderedPageBreak/>
-              <w:t xml:space="preserve">more on that user will get the first tab as recommended where it </w:t>
+              <w:t>more</w:t>
+            </w:r>
+            <w:r>
+              <w:t>”</w:t>
+            </w:r>
+            <w:r>
+              <w:t xml:space="preserve"> on that user will get the first tab as recommended where it </w:t>
             </w:r>
             <w:r>
               <w:t>has</w:t>
